--- a/docs/word/PanierClair_Plan_Affaires.docx
+++ b/docs/word/PanierClair_Plan_Affaires.docx
@@ -3795,7 +3795,7 @@
       <w:rPr>
         <w:sz w:val="18"/>
       </w:rPr>
-      <w:t xml:space="preserve">PanierClair — Plan d'Affaires 2026 | Mars 2026    Page </w:t>
+      <w:t xml:space="preserve">PanierClair — Plan d'Affaires 2026 | Mars 2026 — Page </w:t>
     </w:r>
     <w:fldChar w:fldCharType="begin"/>
     <w:instrText> PAGE </w:instrText>
